--- a/documents/kimjina/도우미_AI_경로_예측_구현및비교정리.docx
+++ b/documents/kimjina/도우미_AI_경로_예측_구현및비교정리.docx
@@ -253,16 +253,8 @@
     </w:p>
     <w:p/>
     <w:p/>
-    <w:p/>
-    <w:p/>
-    <w:p/>
-    <w:p/>
-    <w:p/>
-    <w:p/>
-    <w:p/>
-    <w:p>
-      <w:r>
-        <w:lastRenderedPageBreak/>
+    <w:p>
+      <w:r>
         <w:t xml:space="preserve">최종 구현에서는 기존의 단순한 </w:t>
       </w:r>
       <w:r>
@@ -555,6 +547,7 @@
           </w:tcPr>
           <w:p>
             <w:r>
+              <w:lastRenderedPageBreak/>
               <w:t>배달품에 따른 생물 반응</w:t>
             </w:r>
           </w:p>
@@ -796,6 +789,583 @@
         </w:tc>
       </w:tr>
     </w:tbl>
+    <w:p/>
+    <w:p/>
+    <w:p>
+      <w:r>
+        <w:rPr>
+          <w:b/>
+          <w:bCs/>
+        </w:rPr>
+        <w:t>경로 생성 및 시간 예측 구현 계획</w:t>
+      </w:r>
+    </w:p>
+    <w:p>
+      <w:r>
+        <w:t xml:space="preserve">플레이어가 </w:t>
+      </w:r>
+      <w:proofErr w:type="spellStart"/>
+      <w:r>
+        <w:t>휠을</w:t>
+      </w:r>
+      <w:proofErr w:type="spellEnd"/>
+      <w:r>
+        <w:t xml:space="preserve"> 누르면 현재 위치에서 목적지까지 여러 경로를 계산하고, 경로별 예상 도착 시간을 각 플레이어 화면에 표시한다.</w:t>
+      </w:r>
+    </w:p>
+    <w:tbl>
+      <w:tblPr>
+        <w:tblW w:w="9639" w:type="dxa"/>
+        <w:tblCellSpacing w:w="15" w:type="dxa"/>
+        <w:tblCellMar>
+          <w:top w:w="15" w:type="dxa"/>
+          <w:left w:w="15" w:type="dxa"/>
+          <w:bottom w:w="15" w:type="dxa"/>
+          <w:right w:w="15" w:type="dxa"/>
+        </w:tblCellMar>
+        <w:tblLook w:val="04A0" w:firstRow="1" w:lastRow="0" w:firstColumn="1" w:lastColumn="0" w:noHBand="0" w:noVBand="1"/>
+      </w:tblPr>
+      <w:tblGrid>
+        <w:gridCol w:w="2268"/>
+        <w:gridCol w:w="4962"/>
+        <w:gridCol w:w="2409"/>
+      </w:tblGrid>
+      <w:tr>
+        <w:trPr>
+          <w:tblHeader/>
+          <w:tblCellSpacing w:w="15" w:type="dxa"/>
+        </w:trPr>
+        <w:tc>
+          <w:tcPr>
+            <w:tcW w:w="2223" w:type="dxa"/>
+            <w:vAlign w:val="center"/>
+            <w:hideMark/>
+          </w:tcPr>
+          <w:p>
+            <w:pPr>
+              <w:rPr>
+                <w:b/>
+                <w:bCs/>
+              </w:rPr>
+            </w:pPr>
+            <w:r>
+              <w:rPr>
+                <w:b/>
+                <w:bCs/>
+              </w:rPr>
+              <w:t>단계</w:t>
+            </w:r>
+          </w:p>
+        </w:tc>
+        <w:tc>
+          <w:tcPr>
+            <w:tcW w:w="4932" w:type="dxa"/>
+            <w:vAlign w:val="center"/>
+            <w:hideMark/>
+          </w:tcPr>
+          <w:p>
+            <w:pPr>
+              <w:rPr>
+                <w:b/>
+                <w:bCs/>
+              </w:rPr>
+            </w:pPr>
+            <w:r>
+              <w:rPr>
+                <w:b/>
+                <w:bCs/>
+              </w:rPr>
+              <w:t>구현 내용</w:t>
+            </w:r>
+          </w:p>
+        </w:tc>
+        <w:tc>
+          <w:tcPr>
+            <w:tcW w:w="2364" w:type="dxa"/>
+            <w:vAlign w:val="center"/>
+            <w:hideMark/>
+          </w:tcPr>
+          <w:p>
+            <w:pPr>
+              <w:rPr>
+                <w:b/>
+                <w:bCs/>
+              </w:rPr>
+            </w:pPr>
+            <w:r>
+              <w:rPr>
+                <w:b/>
+                <w:bCs/>
+              </w:rPr>
+              <w:t>완료 기준</w:t>
+            </w:r>
+          </w:p>
+        </w:tc>
+      </w:tr>
+      <w:tr>
+        <w:trPr>
+          <w:tblCellSpacing w:w="15" w:type="dxa"/>
+        </w:trPr>
+        <w:tc>
+          <w:tcPr>
+            <w:tcW w:w="2223" w:type="dxa"/>
+            <w:vAlign w:val="center"/>
+            <w:hideMark/>
+          </w:tcPr>
+          <w:p>
+            <w:r>
+              <w:rPr>
+                <w:b/>
+                <w:bCs/>
+              </w:rPr>
+              <w:t>1. 그래프 구성</w:t>
+            </w:r>
+          </w:p>
+        </w:tc>
+        <w:tc>
+          <w:tcPr>
+            <w:tcW w:w="4932" w:type="dxa"/>
+            <w:vAlign w:val="center"/>
+            <w:hideMark/>
+          </w:tcPr>
+          <w:p>
+            <w:r>
+              <w:t>분기점·지형 출입구를 노드로, 이동 구간을 간선으로 구성. 거리·지형·속도 정보 저장</w:t>
+            </w:r>
+          </w:p>
+        </w:tc>
+        <w:tc>
+          <w:tcPr>
+            <w:tcW w:w="2364" w:type="dxa"/>
+            <w:vAlign w:val="center"/>
+            <w:hideMark/>
+          </w:tcPr>
+          <w:p>
+            <w:r>
+              <w:t>작은 테스트 그래프 완성</w:t>
+            </w:r>
+          </w:p>
+        </w:tc>
+      </w:tr>
+      <w:tr>
+        <w:trPr>
+          <w:tblCellSpacing w:w="15" w:type="dxa"/>
+        </w:trPr>
+        <w:tc>
+          <w:tcPr>
+            <w:tcW w:w="2223" w:type="dxa"/>
+            <w:vAlign w:val="center"/>
+            <w:hideMark/>
+          </w:tcPr>
+          <w:p>
+            <w:r>
+              <w:rPr>
+                <w:i/>
+                <w:iCs/>
+              </w:rPr>
+              <w:t>2. A</w:t>
+            </w:r>
+            <w:r>
+              <w:rPr>
+                <w:rFonts w:hint="eastAsia"/>
+                <w:i/>
+                <w:iCs/>
+              </w:rPr>
+              <w:t>*</w:t>
+            </w:r>
+            <w:r>
+              <w:rPr>
+                <w:i/>
+                <w:iCs/>
+              </w:rPr>
+              <w:t xml:space="preserve"> 구현</w:t>
+            </w:r>
+          </w:p>
+        </w:tc>
+        <w:tc>
+          <w:tcPr>
+            <w:tcW w:w="4932" w:type="dxa"/>
+            <w:vAlign w:val="center"/>
+            <w:hideMark/>
+          </w:tcPr>
+          <w:p>
+            <w:r>
+              <w:t>지형별 이동 시간을 비용으로 최소 비용 경로 탐색. 노드·간선 제외 기능 포함</w:t>
+            </w:r>
+          </w:p>
+        </w:tc>
+        <w:tc>
+          <w:tcPr>
+            <w:tcW w:w="2364" w:type="dxa"/>
+            <w:vAlign w:val="center"/>
+            <w:hideMark/>
+          </w:tcPr>
+          <w:p>
+            <w:r>
+              <w:t>경로 하나와 총 시간 반환</w:t>
+            </w:r>
+          </w:p>
+        </w:tc>
+      </w:tr>
+      <w:tr>
+        <w:trPr>
+          <w:tblCellSpacing w:w="15" w:type="dxa"/>
+        </w:trPr>
+        <w:tc>
+          <w:tcPr>
+            <w:tcW w:w="2223" w:type="dxa"/>
+            <w:vAlign w:val="center"/>
+            <w:hideMark/>
+          </w:tcPr>
+          <w:p>
+            <w:r>
+              <w:rPr>
+                <w:b/>
+                <w:bCs/>
+              </w:rPr>
+              <w:t>3. Yen 구현</w:t>
+            </w:r>
+          </w:p>
+        </w:tc>
+        <w:tc>
+          <w:tcPr>
+            <w:tcW w:w="4932" w:type="dxa"/>
+            <w:vAlign w:val="center"/>
+            <w:hideMark/>
+          </w:tcPr>
+          <w:p>
+            <w:r>
+              <w:t>A*를 반복 호출해 순환 없는 경로 후보 최대 3개 생성</w:t>
+            </w:r>
+          </w:p>
+        </w:tc>
+        <w:tc>
+          <w:tcPr>
+            <w:tcW w:w="2364" w:type="dxa"/>
+            <w:vAlign w:val="center"/>
+            <w:hideMark/>
+          </w:tcPr>
+          <w:p>
+            <w:r>
+              <w:t>중복 없는 후보 경로 반환</w:t>
+            </w:r>
+          </w:p>
+        </w:tc>
+      </w:tr>
+      <w:tr>
+        <w:trPr>
+          <w:tblCellSpacing w:w="15" w:type="dxa"/>
+        </w:trPr>
+        <w:tc>
+          <w:tcPr>
+            <w:tcW w:w="2223" w:type="dxa"/>
+            <w:vAlign w:val="center"/>
+            <w:hideMark/>
+          </w:tcPr>
+          <w:p>
+            <w:r>
+              <w:rPr>
+                <w:b/>
+                <w:bCs/>
+              </w:rPr>
+              <w:t>4. 실제 맵 연결</w:t>
+            </w:r>
+          </w:p>
+        </w:tc>
+        <w:tc>
+          <w:tcPr>
+            <w:tcW w:w="4932" w:type="dxa"/>
+            <w:vAlign w:val="center"/>
+            <w:hideMark/>
+          </w:tcPr>
+          <w:p>
+            <w:proofErr w:type="spellStart"/>
+            <w:r>
+              <w:t>NavMesh</w:t>
+            </w:r>
+            <w:proofErr w:type="spellEnd"/>
+            <w:r>
+              <w:t>로 구간 이동 가능 여부와 상세 경로 확인. 현재 위치에 임시 출발점 연결</w:t>
+            </w:r>
+          </w:p>
+        </w:tc>
+        <w:tc>
+          <w:tcPr>
+            <w:tcW w:w="2364" w:type="dxa"/>
+            <w:vAlign w:val="center"/>
+            <w:hideMark/>
+          </w:tcPr>
+          <w:p>
+            <w:r>
+              <w:t>언덕·장애물을 반영한 경로 생성</w:t>
+            </w:r>
+          </w:p>
+        </w:tc>
+      </w:tr>
+      <w:tr>
+        <w:trPr>
+          <w:tblCellSpacing w:w="15" w:type="dxa"/>
+        </w:trPr>
+        <w:tc>
+          <w:tcPr>
+            <w:tcW w:w="2223" w:type="dxa"/>
+            <w:vAlign w:val="center"/>
+            <w:hideMark/>
+          </w:tcPr>
+          <w:p>
+            <w:r>
+              <w:rPr>
+                <w:b/>
+                <w:bCs/>
+              </w:rPr>
+              <w:t>5. 경로 표시</w:t>
+            </w:r>
+          </w:p>
+        </w:tc>
+        <w:tc>
+          <w:tcPr>
+            <w:tcW w:w="4932" w:type="dxa"/>
+            <w:vAlign w:val="center"/>
+            <w:hideMark/>
+          </w:tcPr>
+          <w:p>
+            <w:r>
+              <w:t>상세 경로 점들을 Spline으로 표시. 공통 구간은 함께 이어지고 실제 갈림길에서 분리</w:t>
+            </w:r>
+          </w:p>
+        </w:tc>
+        <w:tc>
+          <w:tcPr>
+            <w:tcW w:w="2364" w:type="dxa"/>
+            <w:vAlign w:val="center"/>
+            <w:hideMark/>
+          </w:tcPr>
+          <w:p>
+            <w:r>
+              <w:t xml:space="preserve">휠 입력 시 </w:t>
+            </w:r>
+            <w:proofErr w:type="spellStart"/>
+            <w:r>
+              <w:t>발밑부터</w:t>
+            </w:r>
+            <w:proofErr w:type="spellEnd"/>
+            <w:r>
+              <w:t xml:space="preserve"> 경로·ETA 표시</w:t>
+            </w:r>
+          </w:p>
+        </w:tc>
+      </w:tr>
+      <w:tr>
+        <w:trPr>
+          <w:tblCellSpacing w:w="15" w:type="dxa"/>
+        </w:trPr>
+        <w:tc>
+          <w:tcPr>
+            <w:tcW w:w="2223" w:type="dxa"/>
+            <w:vAlign w:val="center"/>
+            <w:hideMark/>
+          </w:tcPr>
+          <w:p>
+            <w:r>
+              <w:rPr>
+                <w:b/>
+                <w:bCs/>
+              </w:rPr>
+              <w:t>6. 플레이어별 처리</w:t>
+            </w:r>
+          </w:p>
+        </w:tc>
+        <w:tc>
+          <w:tcPr>
+            <w:tcW w:w="4932" w:type="dxa"/>
+            <w:vAlign w:val="center"/>
+            <w:hideMark/>
+          </w:tcPr>
+          <w:p>
+            <w:r>
+              <w:t>서버에서 요청자별 계산 후 해당 클라이언트에만 결과 전달</w:t>
+            </w:r>
+          </w:p>
+        </w:tc>
+        <w:tc>
+          <w:tcPr>
+            <w:tcW w:w="2364" w:type="dxa"/>
+            <w:vAlign w:val="center"/>
+            <w:hideMark/>
+          </w:tcPr>
+          <w:p>
+            <w:r>
+              <w:t>두 플레이어의 안내가 독립적으로 동작</w:t>
+            </w:r>
+          </w:p>
+        </w:tc>
+      </w:tr>
+      <w:tr>
+        <w:trPr>
+          <w:tblCellSpacing w:w="15" w:type="dxa"/>
+        </w:trPr>
+        <w:tc>
+          <w:tcPr>
+            <w:tcW w:w="2223" w:type="dxa"/>
+            <w:vAlign w:val="center"/>
+            <w:hideMark/>
+          </w:tcPr>
+          <w:p>
+            <w:r>
+              <w:rPr>
+                <w:b/>
+                <w:bCs/>
+              </w:rPr>
+              <w:lastRenderedPageBreak/>
+              <w:t>7. 생태계 ETA 추가</w:t>
+            </w:r>
+          </w:p>
+        </w:tc>
+        <w:tc>
+          <w:tcPr>
+            <w:tcW w:w="4932" w:type="dxa"/>
+            <w:vAlign w:val="center"/>
+            <w:hideMark/>
+          </w:tcPr>
+          <w:p>
+            <w:r>
+              <w:t>Utility AI·BT와 공유하는 반응 규칙 및 현재 상태로 이동 시뮬레이션</w:t>
+            </w:r>
+          </w:p>
+        </w:tc>
+        <w:tc>
+          <w:tcPr>
+            <w:tcW w:w="2364" w:type="dxa"/>
+            <w:vAlign w:val="center"/>
+            <w:hideMark/>
+          </w:tcPr>
+          <w:p>
+            <w:r>
+              <w:t>생물 반응에 따라 ETA 변화</w:t>
+            </w:r>
+          </w:p>
+        </w:tc>
+      </w:tr>
+      <w:tr>
+        <w:trPr>
+          <w:tblCellSpacing w:w="15" w:type="dxa"/>
+        </w:trPr>
+        <w:tc>
+          <w:tcPr>
+            <w:tcW w:w="2223" w:type="dxa"/>
+            <w:vAlign w:val="center"/>
+            <w:hideMark/>
+          </w:tcPr>
+          <w:p>
+            <w:r>
+              <w:rPr>
+                <w:b/>
+                <w:bCs/>
+              </w:rPr>
+              <w:t>8. 두 명의 영향 반영</w:t>
+            </w:r>
+          </w:p>
+        </w:tc>
+        <w:tc>
+          <w:tcPr>
+            <w:tcW w:w="4932" w:type="dxa"/>
+            <w:vAlign w:val="center"/>
+            <w:hideMark/>
+          </w:tcPr>
+          <w:p>
+            <w:r>
+              <w:t xml:space="preserve">상대의 선택 경로와 </w:t>
+            </w:r>
+            <w:proofErr w:type="spellStart"/>
+            <w:r>
+              <w:t>배송품</w:t>
+            </w:r>
+            <w:proofErr w:type="spellEnd"/>
+            <w:r>
+              <w:t xml:space="preserve"> 상태를 포함해 공동 시뮬레이션</w:t>
+            </w:r>
+          </w:p>
+        </w:tc>
+        <w:tc>
+          <w:tcPr>
+            <w:tcW w:w="2364" w:type="dxa"/>
+            <w:vAlign w:val="center"/>
+            <w:hideMark/>
+          </w:tcPr>
+          <w:p>
+            <w:r>
+              <w:t>플레이어 간 생태계 영향 반영</w:t>
+            </w:r>
+          </w:p>
+        </w:tc>
+      </w:tr>
+    </w:tbl>
+    <w:p>
+      <w:r>
+        <w:rPr>
+          <w:b/>
+          <w:bCs/>
+        </w:rPr>
+        <w:t>알고리즘 구성</w:t>
+      </w:r>
+    </w:p>
+    <w:p>
+      <w:pPr>
+        <w:numPr>
+          <w:ilvl w:val="0"/>
+          <w:numId w:val="1"/>
+        </w:numPr>
+        <w:rPr>
+          <w:rFonts w:hint="eastAsia"/>
+        </w:rPr>
+      </w:pPr>
+      <w:r>
+        <w:rPr>
+          <w:b/>
+          <w:bCs/>
+        </w:rPr>
+        <w:t>경로 생성:</w:t>
+      </w:r>
+      <w:r>
+        <w:t xml:space="preserve"> Yen + A*</w:t>
+      </w:r>
+    </w:p>
+    <w:p>
+      <w:pPr>
+        <w:numPr>
+          <w:ilvl w:val="0"/>
+          <w:numId w:val="1"/>
+        </w:numPr>
+      </w:pPr>
+      <w:r>
+        <w:rPr>
+          <w:b/>
+          <w:bCs/>
+        </w:rPr>
+        <w:t>기준 ETA:</w:t>
+      </w:r>
+      <w:r>
+        <w:t xml:space="preserve"> 정적 지형 이동 시간 합산</w:t>
+      </w:r>
+    </w:p>
+    <w:p>
+      <w:pPr>
+        <w:numPr>
+          <w:ilvl w:val="0"/>
+          <w:numId w:val="1"/>
+        </w:numPr>
+      </w:pPr>
+      <w:r>
+        <w:rPr>
+          <w:b/>
+          <w:bCs/>
+        </w:rPr>
+        <w:t>제안 ETA:</w:t>
+      </w:r>
+      <w:r>
+        <w:t xml:space="preserve"> 생태계 상태를 반영한 이산 시간 시뮬레이션</w:t>
+      </w:r>
+    </w:p>
     <w:p>
       <w:pPr>
         <w:rPr>
@@ -811,6 +1381,163 @@
     </w:sectPr>
   </w:body>
 </w:document>
+</file>
+
+<file path=word/numbering.xml><?xml version="1.0" encoding="utf-8"?>
+<w:numbering xmlns:wpc="http://schemas.microsoft.com/office/word/2010/wordprocessingCanvas" xmlns:cx="http://schemas.microsoft.com/office/drawing/2014/chartex" xmlns:cx1="http://schemas.microsoft.com/office/drawing/2015/9/8/chartex" xmlns:cx2="http://schemas.microsoft.com/office/drawing/2015/10/21/chartex" xmlns:cx3="http://schemas.microsoft.com/office/drawing/2016/5/9/chartex" xmlns:cx4="http://schemas.microsoft.com/office/drawing/2016/5/10/chartex" xmlns:cx5="http://schemas.microsoft.com/office/drawing/2016/5/11/chartex" xmlns:cx6="http://schemas.microsoft.com/office/drawing/2016/5/12/chartex" xmlns:cx7="http://schemas.microsoft.com/office/drawing/2016/5/13/chartex" xmlns:cx8="http://schemas.microsoft.com/office/drawing/2016/5/14/chartex" xmlns:mc="http://schemas.openxmlformats.org/markup-compatibility/2006" xmlns:aink="http://schemas.microsoft.com/office/drawing/2016/ink" xmlns:am3d="http://schemas.microsoft.com/office/drawing/2017/model3d" xmlns:o="urn:schemas-microsoft-com:office:office" xmlns:oel="http://schemas.microsoft.com/office/2019/extlst" xmlns:r="http://schemas.openxmlformats.org/officeDocument/2006/relationships" xmlns:m="http://schemas.openxmlformats.org/officeDocument/2006/math" xmlns:v="urn:schemas-microsoft-com:vml" xmlns:wp14="http://schemas.microsoft.com/office/word/2010/wordprocessingDrawing" xmlns:wp="http://schemas.openxmlformats.org/drawingml/2006/wordprocessingDrawing" xmlns:w10="urn:schemas-microsoft-com:office:word" xmlns:w="http://schemas.openxmlformats.org/wordprocessingml/2006/main" xmlns:w14="http://schemas.microsoft.com/office/word/2010/wordml" xmlns:w15="http://schemas.microsoft.com/office/word/2012/wordml" xmlns:w16cex="http://schemas.microsoft.com/office/word/2018/wordml/cex" xmlns:w16cid="http://schemas.microsoft.com/office/word/2016/wordml/cid" xmlns:w16="http://schemas.microsoft.com/office/word/2018/wordml" xmlns:w16du="http://schemas.microsoft.com/office/word/2023/wordml/word16du" xmlns:w16sdtdh="http://schemas.microsoft.com/office/word/2020/wordml/sdtdatahash" xmlns:w16sdtfl="http://schemas.microsoft.com/office/word/2024/wordml/sdtformatlock" xmlns:w16se="http://schemas.microsoft.com/office/word/2015/wordml/symex" xmlns:wpg="http://schemas.microsoft.com/office/word/2010/wordprocessingGroup" xmlns:wpi="http://schemas.microsoft.com/office/word/2010/wordprocessingInk" xmlns:wne="http://schemas.microsoft.com/office/word/2006/wordml" xmlns:wps="http://schemas.microsoft.com/office/word/2010/wordprocessingShape" mc:Ignorable="w14 w15 w16se w16cid w16 w16cex w16sdtdh w16sdtfl w16du wp14">
+  <w:abstractNum w:abstractNumId="0" w15:restartNumberingAfterBreak="0">
+    <w:nsid w:val="2EC4401E"/>
+    <w:multiLevelType w:val="multilevel"/>
+    <w:tmpl w:val="F6327A2C"/>
+    <w:lvl w:ilvl="0">
+      <w:start w:val="1"/>
+      <w:numFmt w:val="bullet"/>
+      <w:lvlText w:val=""/>
+      <w:lvlJc w:val="left"/>
+      <w:pPr>
+        <w:tabs>
+          <w:tab w:val="num" w:pos="720"/>
+        </w:tabs>
+        <w:ind w:left="720" w:hanging="360"/>
+      </w:pPr>
+      <w:rPr>
+        <w:rFonts w:ascii="Symbol" w:hAnsi="Symbol" w:hint="default"/>
+        <w:sz w:val="20"/>
+      </w:rPr>
+    </w:lvl>
+    <w:lvl w:ilvl="1" w:tentative="1">
+      <w:start w:val="1"/>
+      <w:numFmt w:val="bullet"/>
+      <w:lvlText w:val="o"/>
+      <w:lvlJc w:val="left"/>
+      <w:pPr>
+        <w:tabs>
+          <w:tab w:val="num" w:pos="1440"/>
+        </w:tabs>
+        <w:ind w:left="1440" w:hanging="360"/>
+      </w:pPr>
+      <w:rPr>
+        <w:rFonts w:ascii="Courier New" w:hAnsi="Courier New" w:hint="default"/>
+        <w:sz w:val="20"/>
+      </w:rPr>
+    </w:lvl>
+    <w:lvl w:ilvl="2" w:tentative="1">
+      <w:start w:val="1"/>
+      <w:numFmt w:val="bullet"/>
+      <w:lvlText w:val=""/>
+      <w:lvlJc w:val="left"/>
+      <w:pPr>
+        <w:tabs>
+          <w:tab w:val="num" w:pos="2160"/>
+        </w:tabs>
+        <w:ind w:left="2160" w:hanging="360"/>
+      </w:pPr>
+      <w:rPr>
+        <w:rFonts w:ascii="Wingdings" w:hAnsi="Wingdings" w:hint="default"/>
+        <w:sz w:val="20"/>
+      </w:rPr>
+    </w:lvl>
+    <w:lvl w:ilvl="3" w:tentative="1">
+      <w:start w:val="1"/>
+      <w:numFmt w:val="bullet"/>
+      <w:lvlText w:val=""/>
+      <w:lvlJc w:val="left"/>
+      <w:pPr>
+        <w:tabs>
+          <w:tab w:val="num" w:pos="2880"/>
+        </w:tabs>
+        <w:ind w:left="2880" w:hanging="360"/>
+      </w:pPr>
+      <w:rPr>
+        <w:rFonts w:ascii="Wingdings" w:hAnsi="Wingdings" w:hint="default"/>
+        <w:sz w:val="20"/>
+      </w:rPr>
+    </w:lvl>
+    <w:lvl w:ilvl="4" w:tentative="1">
+      <w:start w:val="1"/>
+      <w:numFmt w:val="bullet"/>
+      <w:lvlText w:val=""/>
+      <w:lvlJc w:val="left"/>
+      <w:pPr>
+        <w:tabs>
+          <w:tab w:val="num" w:pos="3600"/>
+        </w:tabs>
+        <w:ind w:left="3600" w:hanging="360"/>
+      </w:pPr>
+      <w:rPr>
+        <w:rFonts w:ascii="Wingdings" w:hAnsi="Wingdings" w:hint="default"/>
+        <w:sz w:val="20"/>
+      </w:rPr>
+    </w:lvl>
+    <w:lvl w:ilvl="5" w:tentative="1">
+      <w:start w:val="1"/>
+      <w:numFmt w:val="bullet"/>
+      <w:lvlText w:val=""/>
+      <w:lvlJc w:val="left"/>
+      <w:pPr>
+        <w:tabs>
+          <w:tab w:val="num" w:pos="4320"/>
+        </w:tabs>
+        <w:ind w:left="4320" w:hanging="360"/>
+      </w:pPr>
+      <w:rPr>
+        <w:rFonts w:ascii="Wingdings" w:hAnsi="Wingdings" w:hint="default"/>
+        <w:sz w:val="20"/>
+      </w:rPr>
+    </w:lvl>
+    <w:lvl w:ilvl="6" w:tentative="1">
+      <w:start w:val="1"/>
+      <w:numFmt w:val="bullet"/>
+      <w:lvlText w:val=""/>
+      <w:lvlJc w:val="left"/>
+      <w:pPr>
+        <w:tabs>
+          <w:tab w:val="num" w:pos="5040"/>
+        </w:tabs>
+        <w:ind w:left="5040" w:hanging="360"/>
+      </w:pPr>
+      <w:rPr>
+        <w:rFonts w:ascii="Wingdings" w:hAnsi="Wingdings" w:hint="default"/>
+        <w:sz w:val="20"/>
+      </w:rPr>
+    </w:lvl>
+    <w:lvl w:ilvl="7" w:tentative="1">
+      <w:start w:val="1"/>
+      <w:numFmt w:val="bullet"/>
+      <w:lvlText w:val=""/>
+      <w:lvlJc w:val="left"/>
+      <w:pPr>
+        <w:tabs>
+          <w:tab w:val="num" w:pos="5760"/>
+        </w:tabs>
+        <w:ind w:left="5760" w:hanging="360"/>
+      </w:pPr>
+      <w:rPr>
+        <w:rFonts w:ascii="Wingdings" w:hAnsi="Wingdings" w:hint="default"/>
+        <w:sz w:val="20"/>
+      </w:rPr>
+    </w:lvl>
+    <w:lvl w:ilvl="8" w:tentative="1">
+      <w:start w:val="1"/>
+      <w:numFmt w:val="bullet"/>
+      <w:lvlText w:val=""/>
+      <w:lvlJc w:val="left"/>
+      <w:pPr>
+        <w:tabs>
+          <w:tab w:val="num" w:pos="6480"/>
+        </w:tabs>
+        <w:ind w:left="6480" w:hanging="360"/>
+      </w:pPr>
+      <w:rPr>
+        <w:rFonts w:ascii="Wingdings" w:hAnsi="Wingdings" w:hint="default"/>
+        <w:sz w:val="20"/>
+      </w:rPr>
+    </w:lvl>
+  </w:abstractNum>
+  <w:num w:numId="1" w16cid:durableId="657927569">
+    <w:abstractNumId w:val="0"/>
+  </w:num>
+</w:numbering>
 </file>
 
 <file path=word/styles.xml><?xml version="1.0" encoding="utf-8"?>
